--- a/tpi/docx/015.content.docx
+++ b/tpi/docx/015.content.docx
@@ -313,54 +313,36 @@
         </w:rPr>
         <w:t xml:space="preserve"> em i wanpela presen o </w:t>
       </w:r>
-      <w:hyperlink r:id="rId13">
-        <w:r>
-          <w:rPr>
-            <w:lang w:val="png_PG" w:bidi="png_PG"/>
-          </w:rPr>
-          <w:rPr>
-            <w:color w:val="0000EE"/>
-            <w:u w:val="single"/>
-          </w:rPr>
-          <w:t>sekrifais</w:t>
-        </w:r>
-      </w:hyperlink>
+      <w:r>
+        <w:rPr>
+          <w:lang w:val="png_PG" w:bidi="png_PG"/>
+        </w:rPr>
+        <w:t>sekrifais</w:t>
+      </w:r>
       <w:r>
         <w:rPr>
           <w:lang w:val="png_PG" w:bidi="png_PG"/>
         </w:rPr>
         <w:t xml:space="preserve"> we ol manmeri i wokim pasin kastom bilong givim i go long God, planti taim ol i mekim insait long </w:t>
       </w:r>
-      <w:hyperlink r:id="rId14">
-        <w:r>
-          <w:rPr>
-            <w:lang w:val="png_PG" w:bidi="png_PG"/>
-          </w:rPr>
-          <w:rPr>
-            <w:color w:val="0000EE"/>
-            <w:u w:val="single"/>
-          </w:rPr>
-          <w:t>tempel</w:t>
-        </w:r>
-      </w:hyperlink>
+      <w:r>
+        <w:rPr>
+          <w:lang w:val="png_PG" w:bidi="png_PG"/>
+        </w:rPr>
+        <w:t>tempel</w:t>
+      </w:r>
       <w:r>
         <w:rPr>
           <w:lang w:val="png_PG" w:bidi="png_PG"/>
         </w:rPr>
         <w:t xml:space="preserve"> o long wanpela spesel </w:t>
       </w:r>
-      <w:hyperlink r:id="rId15">
-        <w:r>
-          <w:rPr>
-            <w:lang w:val="png_PG" w:bidi="png_PG"/>
-          </w:rPr>
-          <w:rPr>
-            <w:color w:val="0000EE"/>
-            <w:u w:val="single"/>
-          </w:rPr>
-          <w:t>alta</w:t>
-        </w:r>
-      </w:hyperlink>
+      <w:r>
+        <w:rPr>
+          <w:lang w:val="png_PG" w:bidi="png_PG"/>
+        </w:rPr>
+        <w:t>alta</w:t>
+      </w:r>
       <w:r>
         <w:rPr>
           <w:lang w:val="png_PG" w:bidi="png_PG"/>
@@ -369,7 +351,6 @@
       </w:r>
       <w:r>
         <w:rPr>
-          <w:b/>
           <w:lang w:val="png_PG" w:bidi="png_PG"/>
         </w:rPr>
         <w:t xml:space="preserve">kamap klin </w:t>
@@ -380,36 +361,24 @@
         </w:rPr>
         <w:t xml:space="preserve">, o long askim </w:t>
       </w:r>
-      <w:hyperlink r:id="rId16">
-        <w:r>
-          <w:rPr>
-            <w:lang w:val="png_PG" w:bidi="png_PG"/>
-          </w:rPr>
-          <w:rPr>
-            <w:color w:val="0000EE"/>
-            <w:u w:val="single"/>
-          </w:rPr>
-          <w:t>fogivnes</w:t>
-        </w:r>
-      </w:hyperlink>
+      <w:r>
+        <w:rPr>
+          <w:lang w:val="png_PG" w:bidi="png_PG"/>
+        </w:rPr>
+        <w:t>fogivnes</w:t>
+      </w:r>
       <w:r>
         <w:rPr>
           <w:lang w:val="png_PG" w:bidi="png_PG"/>
         </w:rPr>
         <w:t xml:space="preserve"> long </w:t>
       </w:r>
-      <w:hyperlink r:id="rId17">
-        <w:r>
-          <w:rPr>
-            <w:lang w:val="png_PG" w:bidi="png_PG"/>
-          </w:rPr>
-          <w:rPr>
-            <w:color w:val="0000EE"/>
-            <w:u w:val="single"/>
-          </w:rPr>
-          <w:t>sin</w:t>
-        </w:r>
-      </w:hyperlink>
+      <w:r>
+        <w:rPr>
+          <w:lang w:val="png_PG" w:bidi="png_PG"/>
+        </w:rPr>
+        <w:t>sin</w:t>
+      </w:r>
       <w:r>
         <w:rPr>
           <w:lang w:val="png_PG" w:bidi="png_PG"/>
@@ -464,18 +433,12 @@
         </w:rPr>
         <w:t xml:space="preserve">Ol manmeri bilong </w:t>
       </w:r>
-      <w:hyperlink r:id="rId18">
-        <w:r>
-          <w:rPr>
-            <w:lang w:val="png_PG" w:bidi="png_PG"/>
-          </w:rPr>
-          <w:rPr>
-            <w:color w:val="0000EE"/>
-            <w:u w:val="single"/>
-          </w:rPr>
-          <w:t>Israel</w:t>
-        </w:r>
-      </w:hyperlink>
+      <w:r>
+        <w:rPr>
+          <w:lang w:val="png_PG" w:bidi="png_PG"/>
+        </w:rPr>
+        <w:t>Israel</w:t>
+      </w:r>
       <w:r>
         <w:rPr>
           <w:lang w:val="png_PG" w:bidi="png_PG"/>
